--- a/docs/word/Laporan-Proyek-LabTrack.docx
+++ b/docs/word/Laporan-Proyek-LabTrack.docx
@@ -69,7 +69,7 @@
         <w:rPr>
           <w:sz w:val="21"/>
         </w:rPr>
-        <w:t xml:space="preserve"> [Nama lengkap peserta]</w:t>
+        <w:t xml:space="preserve"> Muhammad Abrar Rayhan</w:t>
       </w:r>
     </w:p>
     <w:p>
@@ -123,7 +123,32 @@
         <w:rPr>
           <w:sz w:val="21"/>
         </w:rPr>
-        <w:t xml:space="preserve"> github.com/Muhammadabrarrayhan2/labtrack</w:t>
+        <w:t xml:space="preserve"> </w:t>
+      </w:r>
+      <w:r>
+        <w:fldChar w:fldCharType="begin"/>
+      </w:r>
+      <w:r>
+        <w:instrText xml:space="preserve"> HYPERLINK "https://github.com/Muhammadabrarrayhan2/labtrack" \h </w:instrText>
+      </w:r>
+      <w:r>
+        <w:fldChar w:fldCharType="separate"/>
+      </w:r>
+      <w:r>
+        <w:rPr>
+          <w:color w:val="0D4F5C"/>
+          <w:sz w:val="21"/>
+          <w:u w:val="single"/>
+        </w:rPr>
+        <w:t>https://github.com/Muhammadabrarrayhan2/labtrack</w:t>
+      </w:r>
+      <w:r>
+        <w:rPr>
+          <w:color w:val="0D4F5C"/>
+          <w:sz w:val="21"/>
+          <w:u w:val="single"/>
+        </w:rPr>
+        <w:fldChar w:fldCharType="end"/>
       </w:r>
     </w:p>
     <w:p>
@@ -135,13 +160,81 @@
           <w:b/>
           <w:sz w:val="21"/>
         </w:rPr>
-        <w:t>Layanan aktif:</w:t>
+        <w:t>Aplikasi web:</w:t>
       </w:r>
       <w:r>
         <w:rPr>
           <w:sz w:val="21"/>
         </w:rPr>
-        <w:t xml:space="preserve"> labtrack-api-b26757zszq-et.a.run.app</w:t>
+        <w:t xml:space="preserve"> </w:t>
+      </w:r>
+      <w:r>
+        <w:fldChar w:fldCharType="begin"/>
+      </w:r>
+      <w:r>
+        <w:instrText xml:space="preserve"> HYPERLINK "https://labtrack-api-b26757zszq-et.a.run.app/app/" \h </w:instrText>
+      </w:r>
+      <w:r>
+        <w:fldChar w:fldCharType="separate"/>
+      </w:r>
+      <w:r>
+        <w:rPr>
+          <w:color w:val="0D4F5C"/>
+          <w:sz w:val="21"/>
+          <w:u w:val="single"/>
+        </w:rPr>
+        <w:t>https://labtrack-api-b26757zszq-et.a.run.app/app/</w:t>
+      </w:r>
+      <w:r>
+        <w:rPr>
+          <w:color w:val="0D4F5C"/>
+          <w:sz w:val="21"/>
+          <w:u w:val="single"/>
+        </w:rPr>
+        <w:fldChar w:fldCharType="end"/>
+      </w:r>
+    </w:p>
+    <w:p>
+      <w:pPr>
+        <w:spacing w:after="40"/>
+      </w:pPr>
+      <w:r>
+        <w:rPr>
+          <w:b/>
+          <w:sz w:val="21"/>
+        </w:rPr>
+        <w:t>Dokumentasi API:</w:t>
+      </w:r>
+      <w:r>
+        <w:rPr>
+          <w:sz w:val="21"/>
+        </w:rPr>
+        <w:t xml:space="preserve"> </w:t>
+      </w:r>
+      <w:r>
+        <w:fldChar w:fldCharType="begin"/>
+      </w:r>
+      <w:r>
+        <w:instrText xml:space="preserve"> HYPERLINK "https://labtrack-api-b26757zszq-et.a.run.app/docs" \h </w:instrText>
+      </w:r>
+      <w:r>
+        <w:fldChar w:fldCharType="separate"/>
+      </w:r>
+      <w:r>
+        <w:rPr>
+          <w:color w:val="0D4F5C"/>
+          <w:sz w:val="21"/>
+          <w:u w:val="single"/>
+        </w:rPr>
+        <w:t>https://labtrack-api-b26757zszq-et.a.run.app/docs</w:t>
+      </w:r>
+      <w:r>
+        <w:rPr>
+          <w:color w:val="0D4F5C"/>
+          <w:sz w:val="21"/>
+          <w:u w:val="single"/>
+        </w:rPr>
+        <w:fldChar w:fldCharType="end"/>
       </w:r>
     </w:p>
     <w:p>
@@ -198,7 +291,7 @@
         <w:fldChar w:fldCharType="begin"/>
       </w:r>
       <w:r>
-        <w:instrText xml:space="preserve"> HYPERLINK \l _Toc4834 </w:instrText>
+        <w:instrText xml:space="preserve"> HYPERLINK \l _Toc25747 </w:instrText>
       </w:r>
       <w:r>
         <w:fldChar w:fldCharType="separate"/>
@@ -213,7 +306,7 @@
         <w:fldChar w:fldCharType="begin"/>
       </w:r>
       <w:r>
-        <w:instrText xml:space="preserve"> PAGEREF _Toc4834 \h </w:instrText>
+        <w:instrText xml:space="preserve"> PAGEREF _Toc25747 \h </w:instrText>
       </w:r>
       <w:r>
         <w:fldChar w:fldCharType="separate"/>
@@ -239,7 +332,7 @@
         <w:fldChar w:fldCharType="begin"/>
       </w:r>
       <w:r>
-        <w:instrText xml:space="preserve"> HYPERLINK \l _Toc26855 </w:instrText>
+        <w:instrText xml:space="preserve"> HYPERLINK \l _Toc27894 </w:instrText>
       </w:r>
       <w:r>
         <w:fldChar w:fldCharType="separate"/>
@@ -254,7 +347,7 @@
         <w:fldChar w:fldCharType="begin"/>
       </w:r>
       <w:r>
-        <w:instrText xml:space="preserve"> PAGEREF _Toc26855 \h </w:instrText>
+        <w:instrText xml:space="preserve"> PAGEREF _Toc27894 \h </w:instrText>
       </w:r>
       <w:r>
         <w:fldChar w:fldCharType="separate"/>
@@ -280,7 +373,7 @@
         <w:fldChar w:fldCharType="begin"/>
       </w:r>
       <w:r>
-        <w:instrText xml:space="preserve"> HYPERLINK \l _Toc6766 </w:instrText>
+        <w:instrText xml:space="preserve"> HYPERLINK \l _Toc7653 </w:instrText>
       </w:r>
       <w:r>
         <w:fldChar w:fldCharType="separate"/>
@@ -295,7 +388,7 @@
         <w:fldChar w:fldCharType="begin"/>
       </w:r>
       <w:r>
-        <w:instrText xml:space="preserve"> PAGEREF _Toc6766 \h </w:instrText>
+        <w:instrText xml:space="preserve"> PAGEREF _Toc7653 \h </w:instrText>
       </w:r>
       <w:r>
         <w:fldChar w:fldCharType="separate"/>
@@ -321,7 +414,7 @@
         <w:fldChar w:fldCharType="begin"/>
       </w:r>
       <w:r>
-        <w:instrText xml:space="preserve"> HYPERLINK \l _Toc27206 </w:instrText>
+        <w:instrText xml:space="preserve"> HYPERLINK \l _Toc32706 </w:instrText>
       </w:r>
       <w:r>
         <w:fldChar w:fldCharType="separate"/>
@@ -336,7 +429,7 @@
         <w:fldChar w:fldCharType="begin"/>
       </w:r>
       <w:r>
-        <w:instrText xml:space="preserve"> PAGEREF _Toc27206 \h </w:instrText>
+        <w:instrText xml:space="preserve"> PAGEREF _Toc32706 \h </w:instrText>
       </w:r>
       <w:r>
         <w:fldChar w:fldCharType="separate"/>
@@ -362,7 +455,7 @@
         <w:fldChar w:fldCharType="begin"/>
       </w:r>
       <w:r>
-        <w:instrText xml:space="preserve"> HYPERLINK \l _Toc4068 </w:instrText>
+        <w:instrText xml:space="preserve"> HYPERLINK \l _Toc17249 </w:instrText>
       </w:r>
       <w:r>
         <w:fldChar w:fldCharType="separate"/>
@@ -377,7 +470,7 @@
         <w:fldChar w:fldCharType="begin"/>
       </w:r>
       <w:r>
-        <w:instrText xml:space="preserve"> PAGEREF _Toc4068 \h </w:instrText>
+        <w:instrText xml:space="preserve"> PAGEREF _Toc17249 \h </w:instrText>
       </w:r>
       <w:r>
         <w:fldChar w:fldCharType="separate"/>
@@ -403,7 +496,7 @@
         <w:fldChar w:fldCharType="begin"/>
       </w:r>
       <w:r>
-        <w:instrText xml:space="preserve"> HYPERLINK \l _Toc22600 </w:instrText>
+        <w:instrText xml:space="preserve"> HYPERLINK \l _Toc10062 </w:instrText>
       </w:r>
       <w:r>
         <w:fldChar w:fldCharType="separate"/>
@@ -418,7 +511,7 @@
         <w:fldChar w:fldCharType="begin"/>
       </w:r>
       <w:r>
-        <w:instrText xml:space="preserve"> PAGEREF _Toc22600 \h </w:instrText>
+        <w:instrText xml:space="preserve"> PAGEREF _Toc10062 \h </w:instrText>
       </w:r>
       <w:r>
         <w:fldChar w:fldCharType="separate"/>
@@ -444,7 +537,7 @@
         <w:fldChar w:fldCharType="begin"/>
       </w:r>
       <w:r>
-        <w:instrText xml:space="preserve"> HYPERLINK \l _Toc10580 </w:instrText>
+        <w:instrText xml:space="preserve"> HYPERLINK \l _Toc28637 </w:instrText>
       </w:r>
       <w:r>
         <w:fldChar w:fldCharType="separate"/>
@@ -459,7 +552,7 @@
         <w:fldChar w:fldCharType="begin"/>
       </w:r>
       <w:r>
-        <w:instrText xml:space="preserve"> PAGEREF _Toc10580 \h </w:instrText>
+        <w:instrText xml:space="preserve"> PAGEREF _Toc28637 \h </w:instrText>
       </w:r>
       <w:r>
         <w:fldChar w:fldCharType="separate"/>
@@ -485,7 +578,7 @@
         <w:fldChar w:fldCharType="begin"/>
       </w:r>
       <w:r>
-        <w:instrText xml:space="preserve"> HYPERLINK \l _Toc30132 </w:instrText>
+        <w:instrText xml:space="preserve"> HYPERLINK \l _Toc30492 </w:instrText>
       </w:r>
       <w:r>
         <w:fldChar w:fldCharType="separate"/>
@@ -500,7 +593,7 @@
         <w:fldChar w:fldCharType="begin"/>
       </w:r>
       <w:r>
-        <w:instrText xml:space="preserve"> PAGEREF _Toc30132 \h </w:instrText>
+        <w:instrText xml:space="preserve"> PAGEREF _Toc30492 \h </w:instrText>
       </w:r>
       <w:r>
         <w:fldChar w:fldCharType="separate"/>
@@ -526,7 +619,7 @@
         <w:fldChar w:fldCharType="begin"/>
       </w:r>
       <w:r>
-        <w:instrText xml:space="preserve"> HYPERLINK \l _Toc22395 </w:instrText>
+        <w:instrText xml:space="preserve"> HYPERLINK \l _Toc17611 </w:instrText>
       </w:r>
       <w:r>
         <w:fldChar w:fldCharType="separate"/>
@@ -541,7 +634,7 @@
         <w:fldChar w:fldCharType="begin"/>
       </w:r>
       <w:r>
-        <w:instrText xml:space="preserve"> PAGEREF _Toc22395 \h </w:instrText>
+        <w:instrText xml:space="preserve"> PAGEREF _Toc17611 \h </w:instrText>
       </w:r>
       <w:r>
         <w:fldChar w:fldCharType="separate"/>
@@ -567,7 +660,7 @@
         <w:fldChar w:fldCharType="begin"/>
       </w:r>
       <w:r>
-        <w:instrText xml:space="preserve"> HYPERLINK \l _Toc3358 </w:instrText>
+        <w:instrText xml:space="preserve"> HYPERLINK \l _Toc24297 </w:instrText>
       </w:r>
       <w:r>
         <w:fldChar w:fldCharType="separate"/>
@@ -582,7 +675,7 @@
         <w:fldChar w:fldCharType="begin"/>
       </w:r>
       <w:r>
-        <w:instrText xml:space="preserve"> PAGEREF _Toc3358 \h </w:instrText>
+        <w:instrText xml:space="preserve"> PAGEREF _Toc24297 \h </w:instrText>
       </w:r>
       <w:r>
         <w:fldChar w:fldCharType="separate"/>
@@ -608,7 +701,7 @@
         <w:fldChar w:fldCharType="begin"/>
       </w:r>
       <w:r>
-        <w:instrText xml:space="preserve"> HYPERLINK \l _Toc3136 </w:instrText>
+        <w:instrText xml:space="preserve"> HYPERLINK \l _Toc16063 </w:instrText>
       </w:r>
       <w:r>
         <w:fldChar w:fldCharType="separate"/>
@@ -623,7 +716,7 @@
         <w:fldChar w:fldCharType="begin"/>
       </w:r>
       <w:r>
-        <w:instrText xml:space="preserve"> PAGEREF _Toc3136 \h </w:instrText>
+        <w:instrText xml:space="preserve"> PAGEREF _Toc16063 \h </w:instrText>
       </w:r>
       <w:r>
         <w:fldChar w:fldCharType="separate"/>
@@ -649,7 +742,7 @@
         <w:fldChar w:fldCharType="begin"/>
       </w:r>
       <w:r>
-        <w:instrText xml:space="preserve"> HYPERLINK \l _Toc23533 </w:instrText>
+        <w:instrText xml:space="preserve"> HYPERLINK \l _Toc11673 </w:instrText>
       </w:r>
       <w:r>
         <w:fldChar w:fldCharType="separate"/>
@@ -664,7 +757,7 @@
         <w:fldChar w:fldCharType="begin"/>
       </w:r>
       <w:r>
-        <w:instrText xml:space="preserve"> PAGEREF _Toc23533 \h </w:instrText>
+        <w:instrText xml:space="preserve"> PAGEREF _Toc11673 \h </w:instrText>
       </w:r>
       <w:r>
         <w:fldChar w:fldCharType="separate"/>
@@ -690,7 +783,7 @@
         <w:fldChar w:fldCharType="begin"/>
       </w:r>
       <w:r>
-        <w:instrText xml:space="preserve"> HYPERLINK \l _Toc15900 </w:instrText>
+        <w:instrText xml:space="preserve"> HYPERLINK \l _Toc11049 </w:instrText>
       </w:r>
       <w:r>
         <w:fldChar w:fldCharType="separate"/>
@@ -705,7 +798,7 @@
         <w:fldChar w:fldCharType="begin"/>
       </w:r>
       <w:r>
-        <w:instrText xml:space="preserve"> PAGEREF _Toc15900 \h </w:instrText>
+        <w:instrText xml:space="preserve"> PAGEREF _Toc11049 \h </w:instrText>
       </w:r>
       <w:r>
         <w:fldChar w:fldCharType="separate"/>
@@ -731,7 +824,7 @@
         <w:fldChar w:fldCharType="begin"/>
       </w:r>
       <w:r>
-        <w:instrText xml:space="preserve"> HYPERLINK \l _Toc15006 </w:instrText>
+        <w:instrText xml:space="preserve"> HYPERLINK \l _Toc13457 </w:instrText>
       </w:r>
       <w:r>
         <w:fldChar w:fldCharType="separate"/>
@@ -746,7 +839,7 @@
         <w:fldChar w:fldCharType="begin"/>
       </w:r>
       <w:r>
-        <w:instrText xml:space="preserve"> PAGEREF _Toc15006 \h </w:instrText>
+        <w:instrText xml:space="preserve"> PAGEREF _Toc13457 \h </w:instrText>
       </w:r>
       <w:r>
         <w:fldChar w:fldCharType="separate"/>
@@ -772,7 +865,7 @@
         <w:fldChar w:fldCharType="begin"/>
       </w:r>
       <w:r>
-        <w:instrText xml:space="preserve"> HYPERLINK \l _Toc22492 </w:instrText>
+        <w:instrText xml:space="preserve"> HYPERLINK \l _Toc12481 </w:instrText>
       </w:r>
       <w:r>
         <w:fldChar w:fldCharType="separate"/>
@@ -787,7 +880,7 @@
         <w:fldChar w:fldCharType="begin"/>
       </w:r>
       <w:r>
-        <w:instrText xml:space="preserve"> PAGEREF _Toc22492 \h </w:instrText>
+        <w:instrText xml:space="preserve"> PAGEREF _Toc12481 \h </w:instrText>
       </w:r>
       <w:r>
         <w:fldChar w:fldCharType="separate"/>
@@ -813,7 +906,7 @@
         <w:fldChar w:fldCharType="begin"/>
       </w:r>
       <w:r>
-        <w:instrText xml:space="preserve"> HYPERLINK \l _Toc5122 </w:instrText>
+        <w:instrText xml:space="preserve"> HYPERLINK \l _Toc22249 </w:instrText>
       </w:r>
       <w:r>
         <w:fldChar w:fldCharType="separate"/>
@@ -828,7 +921,7 @@
         <w:fldChar w:fldCharType="begin"/>
       </w:r>
       <w:r>
-        <w:instrText xml:space="preserve"> PAGEREF _Toc5122 \h </w:instrText>
+        <w:instrText xml:space="preserve"> PAGEREF _Toc22249 \h </w:instrText>
       </w:r>
       <w:r>
         <w:fldChar w:fldCharType="separate"/>
@@ -854,7 +947,7 @@
         <w:fldChar w:fldCharType="begin"/>
       </w:r>
       <w:r>
-        <w:instrText xml:space="preserve"> HYPERLINK \l _Toc32607 </w:instrText>
+        <w:instrText xml:space="preserve"> HYPERLINK \l _Toc10363 </w:instrText>
       </w:r>
       <w:r>
         <w:fldChar w:fldCharType="separate"/>
@@ -869,7 +962,7 @@
         <w:fldChar w:fldCharType="begin"/>
       </w:r>
       <w:r>
-        <w:instrText xml:space="preserve"> PAGEREF _Toc32607 \h </w:instrText>
+        <w:instrText xml:space="preserve"> PAGEREF _Toc10363 \h </w:instrText>
       </w:r>
       <w:r>
         <w:fldChar w:fldCharType="separate"/>
@@ -895,7 +988,7 @@
         <w:fldChar w:fldCharType="begin"/>
       </w:r>
       <w:r>
-        <w:instrText xml:space="preserve"> HYPERLINK \l _Toc2955 </w:instrText>
+        <w:instrText xml:space="preserve"> HYPERLINK \l _Toc27414 </w:instrText>
       </w:r>
       <w:r>
         <w:fldChar w:fldCharType="separate"/>
@@ -910,7 +1003,7 @@
         <w:fldChar w:fldCharType="begin"/>
       </w:r>
       <w:r>
-        <w:instrText xml:space="preserve"> PAGEREF _Toc2955 \h </w:instrText>
+        <w:instrText xml:space="preserve"> PAGEREF _Toc27414 \h </w:instrText>
       </w:r>
       <w:r>
         <w:fldChar w:fldCharType="separate"/>
@@ -936,7 +1029,7 @@
         <w:fldChar w:fldCharType="begin"/>
       </w:r>
       <w:r>
-        <w:instrText xml:space="preserve"> HYPERLINK \l _Toc13107 </w:instrText>
+        <w:instrText xml:space="preserve"> HYPERLINK \l _Toc13057 </w:instrText>
       </w:r>
       <w:r>
         <w:fldChar w:fldCharType="separate"/>
@@ -951,7 +1044,7 @@
         <w:fldChar w:fldCharType="begin"/>
       </w:r>
       <w:r>
-        <w:instrText xml:space="preserve"> PAGEREF _Toc13107 \h </w:instrText>
+        <w:instrText xml:space="preserve"> PAGEREF _Toc13057 \h </w:instrText>
       </w:r>
       <w:r>
         <w:fldChar w:fldCharType="separate"/>
@@ -977,7 +1070,7 @@
         <w:fldChar w:fldCharType="begin"/>
       </w:r>
       <w:r>
-        <w:instrText xml:space="preserve"> HYPERLINK \l _Toc29411 </w:instrText>
+        <w:instrText xml:space="preserve"> HYPERLINK \l _Toc19197 </w:instrText>
       </w:r>
       <w:r>
         <w:fldChar w:fldCharType="separate"/>
@@ -992,7 +1085,7 @@
         <w:fldChar w:fldCharType="begin"/>
       </w:r>
       <w:r>
-        <w:instrText xml:space="preserve"> PAGEREF _Toc29411 \h </w:instrText>
+        <w:instrText xml:space="preserve"> PAGEREF _Toc19197 \h </w:instrText>
       </w:r>
       <w:r>
         <w:fldChar w:fldCharType="separate"/>
@@ -1018,7 +1111,7 @@
         <w:fldChar w:fldCharType="begin"/>
       </w:r>
       <w:r>
-        <w:instrText xml:space="preserve"> HYPERLINK \l _Toc32330 </w:instrText>
+        <w:instrText xml:space="preserve"> HYPERLINK \l _Toc5886 </w:instrText>
       </w:r>
       <w:r>
         <w:fldChar w:fldCharType="separate"/>
@@ -1033,7 +1126,7 @@
         <w:fldChar w:fldCharType="begin"/>
       </w:r>
       <w:r>
-        <w:instrText xml:space="preserve"> PAGEREF _Toc32330 \h </w:instrText>
+        <w:instrText xml:space="preserve"> PAGEREF _Toc5886 \h </w:instrText>
       </w:r>
       <w:r>
         <w:fldChar w:fldCharType="separate"/>
@@ -1059,7 +1152,7 @@
         <w:fldChar w:fldCharType="begin"/>
       </w:r>
       <w:r>
-        <w:instrText xml:space="preserve"> HYPERLINK \l _Toc29028 </w:instrText>
+        <w:instrText xml:space="preserve"> HYPERLINK \l _Toc3474 </w:instrText>
       </w:r>
       <w:r>
         <w:fldChar w:fldCharType="separate"/>
@@ -1074,7 +1167,7 @@
         <w:fldChar w:fldCharType="begin"/>
       </w:r>
       <w:r>
-        <w:instrText xml:space="preserve"> PAGEREF _Toc29028 \h </w:instrText>
+        <w:instrText xml:space="preserve"> PAGEREF _Toc3474 \h </w:instrText>
       </w:r>
       <w:r>
         <w:fldChar w:fldCharType="separate"/>
@@ -1100,7 +1193,7 @@
         <w:fldChar w:fldCharType="begin"/>
       </w:r>
       <w:r>
-        <w:instrText xml:space="preserve"> HYPERLINK \l _Toc14871 </w:instrText>
+        <w:instrText xml:space="preserve"> HYPERLINK \l _Toc5823 </w:instrText>
       </w:r>
       <w:r>
         <w:fldChar w:fldCharType="separate"/>
@@ -1115,7 +1208,7 @@
         <w:fldChar w:fldCharType="begin"/>
       </w:r>
       <w:r>
-        <w:instrText xml:space="preserve"> PAGEREF _Toc14871 \h </w:instrText>
+        <w:instrText xml:space="preserve"> PAGEREF _Toc5823 \h </w:instrText>
       </w:r>
       <w:r>
         <w:fldChar w:fldCharType="separate"/>
@@ -1141,7 +1234,7 @@
         <w:fldChar w:fldCharType="begin"/>
       </w:r>
       <w:r>
-        <w:instrText xml:space="preserve"> HYPERLINK \l _Toc5164 </w:instrText>
+        <w:instrText xml:space="preserve"> HYPERLINK \l _Toc32363 </w:instrText>
       </w:r>
       <w:r>
         <w:fldChar w:fldCharType="separate"/>
@@ -1156,7 +1249,7 @@
         <w:fldChar w:fldCharType="begin"/>
       </w:r>
       <w:r>
-        <w:instrText xml:space="preserve"> PAGEREF _Toc5164 \h </w:instrText>
+        <w:instrText xml:space="preserve"> PAGEREF _Toc32363 \h </w:instrText>
       </w:r>
       <w:r>
         <w:fldChar w:fldCharType="separate"/>
@@ -1182,7 +1275,7 @@
         <w:fldChar w:fldCharType="begin"/>
       </w:r>
       <w:r>
-        <w:instrText xml:space="preserve"> HYPERLINK \l _Toc23250 </w:instrText>
+        <w:instrText xml:space="preserve"> HYPERLINK \l _Toc8189 </w:instrText>
       </w:r>
       <w:r>
         <w:fldChar w:fldCharType="separate"/>
@@ -1197,7 +1290,7 @@
         <w:fldChar w:fldCharType="begin"/>
       </w:r>
       <w:r>
-        <w:instrText xml:space="preserve"> PAGEREF _Toc23250 \h </w:instrText>
+        <w:instrText xml:space="preserve"> PAGEREF _Toc8189 \h </w:instrText>
       </w:r>
       <w:r>
         <w:fldChar w:fldCharType="separate"/>
@@ -1223,7 +1316,7 @@
         <w:fldChar w:fldCharType="begin"/>
       </w:r>
       <w:r>
-        <w:instrText xml:space="preserve"> HYPERLINK \l _Toc29660 </w:instrText>
+        <w:instrText xml:space="preserve"> HYPERLINK \l _Toc19185 </w:instrText>
       </w:r>
       <w:r>
         <w:fldChar w:fldCharType="separate"/>
@@ -1238,7 +1331,7 @@
         <w:fldChar w:fldCharType="begin"/>
       </w:r>
       <w:r>
-        <w:instrText xml:space="preserve"> PAGEREF _Toc29660 \h </w:instrText>
+        <w:instrText xml:space="preserve"> PAGEREF _Toc19185 \h </w:instrText>
       </w:r>
       <w:r>
         <w:fldChar w:fldCharType="separate"/>
@@ -1264,7 +1357,7 @@
         <w:fldChar w:fldCharType="begin"/>
       </w:r>
       <w:r>
-        <w:instrText xml:space="preserve"> HYPERLINK \l _Toc24255 </w:instrText>
+        <w:instrText xml:space="preserve"> HYPERLINK \l _Toc3785 </w:instrText>
       </w:r>
       <w:r>
         <w:fldChar w:fldCharType="separate"/>
@@ -1279,7 +1372,7 @@
         <w:fldChar w:fldCharType="begin"/>
       </w:r>
       <w:r>
-        <w:instrText xml:space="preserve"> PAGEREF _Toc24255 \h </w:instrText>
+        <w:instrText xml:space="preserve"> PAGEREF _Toc3785 \h </w:instrText>
       </w:r>
       <w:r>
         <w:fldChar w:fldCharType="separate"/>
@@ -1305,7 +1398,7 @@
         <w:fldChar w:fldCharType="begin"/>
       </w:r>
       <w:r>
-        <w:instrText xml:space="preserve"> HYPERLINK \l _Toc17730 </w:instrText>
+        <w:instrText xml:space="preserve"> HYPERLINK \l _Toc23061 </w:instrText>
       </w:r>
       <w:r>
         <w:fldChar w:fldCharType="separate"/>
@@ -1320,7 +1413,7 @@
         <w:fldChar w:fldCharType="begin"/>
       </w:r>
       <w:r>
-        <w:instrText xml:space="preserve"> PAGEREF _Toc17730 \h </w:instrText>
+        <w:instrText xml:space="preserve"> PAGEREF _Toc23061 \h </w:instrText>
       </w:r>
       <w:r>
         <w:fldChar w:fldCharType="separate"/>
@@ -1346,7 +1439,7 @@
         <w:fldChar w:fldCharType="begin"/>
       </w:r>
       <w:r>
-        <w:instrText xml:space="preserve"> HYPERLINK \l _Toc159 </w:instrText>
+        <w:instrText xml:space="preserve"> HYPERLINK \l _Toc17642 </w:instrText>
       </w:r>
       <w:r>
         <w:fldChar w:fldCharType="separate"/>
@@ -1361,7 +1454,7 @@
         <w:fldChar w:fldCharType="begin"/>
       </w:r>
       <w:r>
-        <w:instrText xml:space="preserve"> PAGEREF _Toc159 \h </w:instrText>
+        <w:instrText xml:space="preserve"> PAGEREF _Toc17642 \h </w:instrText>
       </w:r>
       <w:r>
         <w:fldChar w:fldCharType="separate"/>
@@ -1387,7 +1480,7 @@
         <w:fldChar w:fldCharType="begin"/>
       </w:r>
       <w:r>
-        <w:instrText xml:space="preserve"> HYPERLINK \l _Toc5258 </w:instrText>
+        <w:instrText xml:space="preserve"> HYPERLINK \l _Toc10929 </w:instrText>
       </w:r>
       <w:r>
         <w:fldChar w:fldCharType="separate"/>
@@ -1402,7 +1495,7 @@
         <w:fldChar w:fldCharType="begin"/>
       </w:r>
       <w:r>
-        <w:instrText xml:space="preserve"> PAGEREF _Toc5258 \h </w:instrText>
+        <w:instrText xml:space="preserve"> PAGEREF _Toc10929 \h </w:instrText>
       </w:r>
       <w:r>
         <w:fldChar w:fldCharType="separate"/>
@@ -1428,7 +1521,7 @@
         <w:fldChar w:fldCharType="begin"/>
       </w:r>
       <w:r>
-        <w:instrText xml:space="preserve"> HYPERLINK \l _Toc3765 </w:instrText>
+        <w:instrText xml:space="preserve"> HYPERLINK \l _Toc8502 </w:instrText>
       </w:r>
       <w:r>
         <w:fldChar w:fldCharType="separate"/>
@@ -1443,7 +1536,7 @@
         <w:fldChar w:fldCharType="begin"/>
       </w:r>
       <w:r>
-        <w:instrText xml:space="preserve"> PAGEREF _Toc3765 \h </w:instrText>
+        <w:instrText xml:space="preserve"> PAGEREF _Toc8502 \h </w:instrText>
       </w:r>
       <w:r>
         <w:fldChar w:fldCharType="separate"/>
@@ -1469,7 +1562,7 @@
         <w:fldChar w:fldCharType="begin"/>
       </w:r>
       <w:r>
-        <w:instrText xml:space="preserve"> HYPERLINK \l _Toc9887 </w:instrText>
+        <w:instrText xml:space="preserve"> HYPERLINK \l _Toc13830 </w:instrText>
       </w:r>
       <w:r>
         <w:fldChar w:fldCharType="separate"/>
@@ -1484,7 +1577,7 @@
         <w:fldChar w:fldCharType="begin"/>
       </w:r>
       <w:r>
-        <w:instrText xml:space="preserve"> PAGEREF _Toc9887 \h </w:instrText>
+        <w:instrText xml:space="preserve"> PAGEREF _Toc13830 \h </w:instrText>
       </w:r>
       <w:r>
         <w:fldChar w:fldCharType="separate"/>
@@ -1510,7 +1603,7 @@
         <w:fldChar w:fldCharType="begin"/>
       </w:r>
       <w:r>
-        <w:instrText xml:space="preserve"> HYPERLINK \l _Toc4880 </w:instrText>
+        <w:instrText xml:space="preserve"> HYPERLINK \l _Toc32429 </w:instrText>
       </w:r>
       <w:r>
         <w:fldChar w:fldCharType="separate"/>
@@ -1525,7 +1618,7 @@
         <w:fldChar w:fldCharType="begin"/>
       </w:r>
       <w:r>
-        <w:instrText xml:space="preserve"> PAGEREF _Toc4880 \h </w:instrText>
+        <w:instrText xml:space="preserve"> PAGEREF _Toc32429 \h </w:instrText>
       </w:r>
       <w:r>
         <w:fldChar w:fldCharType="separate"/>
@@ -1551,7 +1644,7 @@
         <w:fldChar w:fldCharType="begin"/>
       </w:r>
       <w:r>
-        <w:instrText xml:space="preserve"> HYPERLINK \l _Toc6882 </w:instrText>
+        <w:instrText xml:space="preserve"> HYPERLINK \l _Toc32487 </w:instrText>
       </w:r>
       <w:r>
         <w:fldChar w:fldCharType="separate"/>
@@ -1566,7 +1659,7 @@
         <w:fldChar w:fldCharType="begin"/>
       </w:r>
       <w:r>
-        <w:instrText xml:space="preserve"> PAGEREF _Toc6882 \h </w:instrText>
+        <w:instrText xml:space="preserve"> PAGEREF _Toc32487 \h </w:instrText>
       </w:r>
       <w:r>
         <w:fldChar w:fldCharType="separate"/>
@@ -1592,7 +1685,7 @@
         <w:fldChar w:fldCharType="begin"/>
       </w:r>
       <w:r>
-        <w:instrText xml:space="preserve"> HYPERLINK \l _Toc7920 </w:instrText>
+        <w:instrText xml:space="preserve"> HYPERLINK \l _Toc24919 </w:instrText>
       </w:r>
       <w:r>
         <w:fldChar w:fldCharType="separate"/>
@@ -1607,7 +1700,7 @@
         <w:fldChar w:fldCharType="begin"/>
       </w:r>
       <w:r>
-        <w:instrText xml:space="preserve"> PAGEREF _Toc7920 \h </w:instrText>
+        <w:instrText xml:space="preserve"> PAGEREF _Toc24919 \h </w:instrText>
       </w:r>
       <w:r>
         <w:fldChar w:fldCharType="separate"/>
@@ -1633,7 +1726,7 @@
         <w:fldChar w:fldCharType="begin"/>
       </w:r>
       <w:r>
-        <w:instrText xml:space="preserve"> HYPERLINK \l _Toc30570 </w:instrText>
+        <w:instrText xml:space="preserve"> HYPERLINK \l _Toc31644 </w:instrText>
       </w:r>
       <w:r>
         <w:fldChar w:fldCharType="separate"/>
@@ -1648,7 +1741,7 @@
         <w:fldChar w:fldCharType="begin"/>
       </w:r>
       <w:r>
-        <w:instrText xml:space="preserve"> PAGEREF _Toc30570 \h </w:instrText>
+        <w:instrText xml:space="preserve"> PAGEREF _Toc31644 \h </w:instrText>
       </w:r>
       <w:r>
         <w:fldChar w:fldCharType="separate"/>
@@ -1674,7 +1767,7 @@
         <w:fldChar w:fldCharType="begin"/>
       </w:r>
       <w:r>
-        <w:instrText xml:space="preserve"> HYPERLINK \l _Toc23167 </w:instrText>
+        <w:instrText xml:space="preserve"> HYPERLINK \l _Toc26428 </w:instrText>
       </w:r>
       <w:r>
         <w:fldChar w:fldCharType="separate"/>
@@ -1689,7 +1782,7 @@
         <w:fldChar w:fldCharType="begin"/>
       </w:r>
       <w:r>
-        <w:instrText xml:space="preserve"> PAGEREF _Toc23167 \h </w:instrText>
+        <w:instrText xml:space="preserve"> PAGEREF _Toc26428 \h </w:instrText>
       </w:r>
       <w:r>
         <w:fldChar w:fldCharType="separate"/>
@@ -1715,7 +1808,7 @@
         <w:fldChar w:fldCharType="begin"/>
       </w:r>
       <w:r>
-        <w:instrText xml:space="preserve"> HYPERLINK \l _Toc23652 </w:instrText>
+        <w:instrText xml:space="preserve"> HYPERLINK \l _Toc14211 </w:instrText>
       </w:r>
       <w:r>
         <w:fldChar w:fldCharType="separate"/>
@@ -1730,7 +1823,7 @@
         <w:fldChar w:fldCharType="begin"/>
       </w:r>
       <w:r>
-        <w:instrText xml:space="preserve"> PAGEREF _Toc23652 \h </w:instrText>
+        <w:instrText xml:space="preserve"> PAGEREF _Toc14211 \h </w:instrText>
       </w:r>
       <w:r>
         <w:fldChar w:fldCharType="separate"/>
@@ -1756,7 +1849,7 @@
         <w:fldChar w:fldCharType="begin"/>
       </w:r>
       <w:r>
-        <w:instrText xml:space="preserve"> HYPERLINK \l _Toc17212 </w:instrText>
+        <w:instrText xml:space="preserve"> HYPERLINK \l _Toc1515 </w:instrText>
       </w:r>
       <w:r>
         <w:fldChar w:fldCharType="separate"/>
@@ -1771,7 +1864,7 @@
         <w:fldChar w:fldCharType="begin"/>
       </w:r>
       <w:r>
-        <w:instrText xml:space="preserve"> PAGEREF _Toc17212 \h </w:instrText>
+        <w:instrText xml:space="preserve"> PAGEREF _Toc1515 \h </w:instrText>
       </w:r>
       <w:r>
         <w:fldChar w:fldCharType="separate"/>
@@ -1797,7 +1890,7 @@
         <w:fldChar w:fldCharType="begin"/>
       </w:r>
       <w:r>
-        <w:instrText xml:space="preserve"> HYPERLINK \l _Toc16203 </w:instrText>
+        <w:instrText xml:space="preserve"> HYPERLINK \l _Toc13036 </w:instrText>
       </w:r>
       <w:r>
         <w:fldChar w:fldCharType="separate"/>
@@ -1812,7 +1905,7 @@
         <w:fldChar w:fldCharType="begin"/>
       </w:r>
       <w:r>
-        <w:instrText xml:space="preserve"> PAGEREF _Toc16203 \h </w:instrText>
+        <w:instrText xml:space="preserve"> PAGEREF _Toc13036 \h </w:instrText>
       </w:r>
       <w:r>
         <w:fldChar w:fldCharType="separate"/>
@@ -1838,7 +1931,7 @@
         <w:fldChar w:fldCharType="begin"/>
       </w:r>
       <w:r>
-        <w:instrText xml:space="preserve"> HYPERLINK \l _Toc5830 </w:instrText>
+        <w:instrText xml:space="preserve"> HYPERLINK \l _Toc8556 </w:instrText>
       </w:r>
       <w:r>
         <w:fldChar w:fldCharType="separate"/>
@@ -1853,7 +1946,7 @@
         <w:fldChar w:fldCharType="begin"/>
       </w:r>
       <w:r>
-        <w:instrText xml:space="preserve"> PAGEREF _Toc5830 \h </w:instrText>
+        <w:instrText xml:space="preserve"> PAGEREF _Toc8556 \h </w:instrText>
       </w:r>
       <w:r>
         <w:fldChar w:fldCharType="separate"/>
@@ -1879,7 +1972,7 @@
         <w:fldChar w:fldCharType="begin"/>
       </w:r>
       <w:r>
-        <w:instrText xml:space="preserve"> HYPERLINK \l _Toc21779 </w:instrText>
+        <w:instrText xml:space="preserve"> HYPERLINK \l _Toc31444 </w:instrText>
       </w:r>
       <w:r>
         <w:fldChar w:fldCharType="separate"/>
@@ -1894,7 +1987,7 @@
         <w:fldChar w:fldCharType="begin"/>
       </w:r>
       <w:r>
-        <w:instrText xml:space="preserve"> PAGEREF _Toc21779 \h </w:instrText>
+        <w:instrText xml:space="preserve"> PAGEREF _Toc31444 \h </w:instrText>
       </w:r>
       <w:r>
         <w:fldChar w:fldCharType="separate"/>
@@ -1920,7 +2013,7 @@
         <w:fldChar w:fldCharType="begin"/>
       </w:r>
       <w:r>
-        <w:instrText xml:space="preserve"> HYPERLINK \l _Toc5347 </w:instrText>
+        <w:instrText xml:space="preserve"> HYPERLINK \l _Toc12178 </w:instrText>
       </w:r>
       <w:r>
         <w:fldChar w:fldCharType="separate"/>
@@ -1935,7 +2028,7 @@
         <w:fldChar w:fldCharType="begin"/>
       </w:r>
       <w:r>
-        <w:instrText xml:space="preserve"> PAGEREF _Toc5347 \h </w:instrText>
+        <w:instrText xml:space="preserve"> PAGEREF _Toc12178 \h </w:instrText>
       </w:r>
       <w:r>
         <w:fldChar w:fldCharType="separate"/>
@@ -1964,7 +2057,7 @@
       <w:pPr>
         <w:pStyle w:val="2"/>
       </w:pPr>
-      <w:bookmarkStart w:id="0" w:name="_Toc4834"/>
+      <w:bookmarkStart w:id="0" w:name="_Toc25747"/>
       <w:r>
         <w:t>Ringkasan eksekutif</w:t>
       </w:r>
@@ -1994,7 +2087,59 @@
         <w:t>labtrack-1026146</w:t>
       </w:r>
       <w:r>
-        <w:t xml:space="preserve"> pada 26 Oktober 2026. Kalau ada data contoh, saya beri label "contoh".</w:t>
+        <w:t xml:space="preserve"> pada 26 Oktober 2026. Kalau ada data contoh, saya beri label "contoh". Aplikasinya bisa dicoba langsung di </w:t>
+      </w:r>
+      <w:r>
+        <w:fldChar w:fldCharType="begin"/>
+      </w:r>
+      <w:r>
+        <w:instrText xml:space="preserve"> HYPERLINK "https://labtrack-api-b26757zszq-et.a.run.app/app/" \h </w:instrText>
+      </w:r>
+      <w:r>
+        <w:fldChar w:fldCharType="separate"/>
+      </w:r>
+      <w:r>
+        <w:rPr>
+          <w:color w:val="0D4F5C"/>
+          <w:u w:val="single"/>
+        </w:rPr>
+        <w:t>https://labtrack-api-b26757zszq-et.a.run.app/app/</w:t>
+      </w:r>
+      <w:r>
+        <w:rPr>
+          <w:color w:val="0D4F5C"/>
+          <w:u w:val="single"/>
+        </w:rPr>
+        <w:fldChar w:fldCharType="end"/>
+      </w:r>
+      <w:r>
+        <w:t xml:space="preserve"> dan dokumentasi API-nya di </w:t>
+      </w:r>
+      <w:r>
+        <w:fldChar w:fldCharType="begin"/>
+      </w:r>
+      <w:r>
+        <w:instrText xml:space="preserve"> HYPERLINK "https://labtrack-api-b26757zszq-et.a.run.app/docs" \h </w:instrText>
+      </w:r>
+      <w:r>
+        <w:fldChar w:fldCharType="separate"/>
+      </w:r>
+      <w:r>
+        <w:rPr>
+          <w:color w:val="0D4F5C"/>
+          <w:u w:val="single"/>
+        </w:rPr>
+        <w:t>https://labtrack-api-b26757zszq-et.a.run.app/docs</w:t>
+      </w:r>
+      <w:r>
+        <w:rPr>
+          <w:color w:val="0D4F5C"/>
+          <w:u w:val="single"/>
+        </w:rPr>
+        <w:fldChar w:fldCharType="end"/>
+      </w:r>
+      <w:r>
+        <w:t>.</w:t>
       </w:r>
     </w:p>
     <w:p>
@@ -2719,7 +2864,7 @@
       <w:pPr>
         <w:pStyle w:val="2"/>
       </w:pPr>
-      <w:bookmarkStart w:id="1" w:name="_Toc26855"/>
+      <w:bookmarkStart w:id="1" w:name="_Toc27894"/>
       <w:r>
         <w:t>1.  Pendahuluan</w:t>
       </w:r>
@@ -2729,7 +2874,7 @@
       <w:pPr>
         <w:pStyle w:val="3"/>
       </w:pPr>
-      <w:bookmarkStart w:id="2" w:name="_Toc6766"/>
+      <w:bookmarkStart w:id="2" w:name="_Toc7653"/>
       <w:r>
         <w:t>1.1  Latar belakang</w:t>
       </w:r>
@@ -2755,7 +2900,7 @@
       <w:pPr>
         <w:pStyle w:val="3"/>
       </w:pPr>
-      <w:bookmarkStart w:id="3" w:name="_Toc27206"/>
+      <w:bookmarkStart w:id="3" w:name="_Toc32706"/>
       <w:r>
         <w:t>1.2  Rumusan masalah</w:t>
       </w:r>
@@ -2819,7 +2964,7 @@
       <w:pPr>
         <w:pStyle w:val="3"/>
       </w:pPr>
-      <w:bookmarkStart w:id="4" w:name="_Toc4068"/>
+      <w:bookmarkStart w:id="4" w:name="_Toc17249"/>
       <w:r>
         <w:t>1.3  Tujuan</w:t>
       </w:r>
@@ -2837,7 +2982,7 @@
       <w:pPr>
         <w:pStyle w:val="3"/>
       </w:pPr>
-      <w:bookmarkStart w:id="5" w:name="_Toc22600"/>
+      <w:bookmarkStart w:id="5" w:name="_Toc10062"/>
       <w:r>
         <w:t>1.4  Ruang lingkup</w:t>
       </w:r>
@@ -2910,7 +3055,7 @@
       <w:pPr>
         <w:pStyle w:val="3"/>
       </w:pPr>
-      <w:bookmarkStart w:id="6" w:name="_Toc10580"/>
+      <w:bookmarkStart w:id="6" w:name="_Toc28637"/>
       <w:r>
         <w:t>1.5  Pemetaan ke unit kompetensi</w:t>
       </w:r>
@@ -3506,7 +3651,7 @@
       <w:pPr>
         <w:pStyle w:val="2"/>
       </w:pPr>
-      <w:bookmarkStart w:id="7" w:name="_Toc30132"/>
+      <w:bookmarkStart w:id="7" w:name="_Toc30492"/>
       <w:r>
         <w:t>2.  Analisis kebutuhan</w:t>
       </w:r>
@@ -3516,7 +3661,7 @@
       <w:pPr>
         <w:pStyle w:val="3"/>
       </w:pPr>
-      <w:bookmarkStart w:id="8" w:name="_Toc22395"/>
+      <w:bookmarkStart w:id="8" w:name="_Toc17611"/>
       <w:r>
         <w:t>2.1  Pengguna sistem</w:t>
       </w:r>
@@ -3620,7 +3765,7 @@
       <w:pPr>
         <w:pStyle w:val="3"/>
       </w:pPr>
-      <w:bookmarkStart w:id="9" w:name="_Toc3358"/>
+      <w:bookmarkStart w:id="9" w:name="_Toc24297"/>
       <w:r>
         <w:t>2.2  Kebutuhan fungsional</w:t>
       </w:r>
@@ -4465,7 +4610,7 @@
       <w:pPr>
         <w:pStyle w:val="3"/>
       </w:pPr>
-      <w:bookmarkStart w:id="10" w:name="_Toc3136"/>
+      <w:bookmarkStart w:id="10" w:name="_Toc16063"/>
       <w:r>
         <w:t>2.3  Kebutuhan nonfungsional</w:t>
       </w:r>
@@ -5052,7 +5197,7 @@
       <w:pPr>
         <w:pStyle w:val="2"/>
       </w:pPr>
-      <w:bookmarkStart w:id="11" w:name="_Toc23533"/>
+      <w:bookmarkStart w:id="11" w:name="_Toc11673"/>
       <w:r>
         <w:t>3.  Perancangan sistem</w:t>
       </w:r>
@@ -5062,7 +5207,7 @@
       <w:pPr>
         <w:pStyle w:val="3"/>
       </w:pPr>
-      <w:bookmarkStart w:id="12" w:name="_Toc15900"/>
+      <w:bookmarkStart w:id="12" w:name="_Toc11049"/>
       <w:r>
         <w:t>3.1  Arsitektur</w:t>
       </w:r>
@@ -5196,7 +5341,7 @@
       <w:pPr>
         <w:pStyle w:val="3"/>
       </w:pPr>
-      <w:bookmarkStart w:id="13" w:name="_Toc15006"/>
+      <w:bookmarkStart w:id="13" w:name="_Toc13457"/>
       <w:r>
         <w:t>3.2  Pemilihan layanan Google Cloud</w:t>
       </w:r>
@@ -5258,6 +5403,12 @@
             <w:insideH w:val="single" w:color="auto" w:sz="4" w:space="0"/>
             <w:insideV w:val="single" w:color="auto" w:sz="4" w:space="0"/>
           </w:tblBorders>
+          <w:tblCellMar>
+            <w:top w:w="0" w:type="dxa"/>
+            <w:left w:w="108" w:type="dxa"/>
+            <w:bottom w:w="0" w:type="dxa"/>
+            <w:right w:w="108" w:type="dxa"/>
+          </w:tblCellMar>
         </w:tblPrEx>
         <w:trPr>
           <w:tblHeader/>
@@ -5979,7 +6130,7 @@
       <w:pPr>
         <w:pStyle w:val="3"/>
       </w:pPr>
-      <w:bookmarkStart w:id="14" w:name="_Toc22492"/>
+      <w:bookmarkStart w:id="14" w:name="_Toc12481"/>
       <w:r>
         <w:t>3.3  Model data</w:t>
       </w:r>
@@ -6070,7 +6221,7 @@
       <w:pPr>
         <w:pStyle w:val="3"/>
       </w:pPr>
-      <w:bookmarkStart w:id="15" w:name="_Toc5122"/>
+      <w:bookmarkStart w:id="15" w:name="_Toc22249"/>
       <w:r>
         <w:t>3.4  Keamanan</w:t>
       </w:r>
@@ -6153,7 +6304,7 @@
       <w:pPr>
         <w:pStyle w:val="3"/>
       </w:pPr>
-      <w:bookmarkStart w:id="16" w:name="_Toc32607"/>
+      <w:bookmarkStart w:id="16" w:name="_Toc10363"/>
       <w:r>
         <w:t>3.5  Antarmuka web</w:t>
       </w:r>
@@ -6285,7 +6436,7 @@
       <w:pPr>
         <w:pStyle w:val="2"/>
       </w:pPr>
-      <w:bookmarkStart w:id="17" w:name="_Toc2955"/>
+      <w:bookmarkStart w:id="17" w:name="_Toc27414"/>
       <w:r>
         <w:t>4.  Implementasi</w:t>
       </w:r>
@@ -6295,7 +6446,7 @@
       <w:pPr>
         <w:pStyle w:val="3"/>
       </w:pPr>
-      <w:bookmarkStart w:id="18" w:name="_Toc13107"/>
+      <w:bookmarkStart w:id="18" w:name="_Toc13057"/>
       <w:r>
         <w:t>4.1  Struktur repositori</w:t>
       </w:r>
@@ -6871,7 +7022,7 @@
       <w:pPr>
         <w:pStyle w:val="3"/>
       </w:pPr>
-      <w:bookmarkStart w:id="19" w:name="_Toc29411"/>
+      <w:bookmarkStart w:id="19" w:name="_Toc19197"/>
       <w:r>
         <w:t>4.2  Infrastruktur sebagai kode</w:t>
       </w:r>
@@ -7036,7 +7187,7 @@
       <w:pPr>
         <w:pStyle w:val="3"/>
       </w:pPr>
-      <w:bookmarkStart w:id="20" w:name="_Toc32330"/>
+      <w:bookmarkStart w:id="20" w:name="_Toc5886"/>
       <w:r>
         <w:t>4.3  Pipeline CI/CD</w:t>
       </w:r>
@@ -7279,7 +7430,7 @@
       <w:pPr>
         <w:pStyle w:val="3"/>
       </w:pPr>
-      <w:bookmarkStart w:id="21" w:name="_Toc29028"/>
+      <w:bookmarkStart w:id="21" w:name="_Toc3474"/>
       <w:r>
         <w:t>4.4  Pengujian otomatis</w:t>
       </w:r>
@@ -7865,7 +8016,7 @@
       <w:pPr>
         <w:pStyle w:val="2"/>
       </w:pPr>
-      <w:bookmarkStart w:id="22" w:name="_Toc14871"/>
+      <w:bookmarkStart w:id="22" w:name="_Toc5823"/>
       <w:r>
         <w:t>5.  Deployment di Google Cloud</w:t>
       </w:r>
@@ -7875,7 +8026,7 @@
       <w:pPr>
         <w:pStyle w:val="3"/>
       </w:pPr>
-      <w:bookmarkStart w:id="23" w:name="_Toc5164"/>
+      <w:bookmarkStart w:id="23" w:name="_Toc32363"/>
       <w:r>
         <w:t>5.1  Langkah deployment</w:t>
       </w:r>
@@ -8113,7 +8264,7 @@
       <w:pPr>
         <w:pStyle w:val="3"/>
       </w:pPr>
-      <w:bookmarkStart w:id="24" w:name="_Toc23250"/>
+      <w:bookmarkStart w:id="24" w:name="_Toc8189"/>
       <w:r>
         <w:t>5.2  Hasil uji integrasi</w:t>
       </w:r>
@@ -8195,7 +8346,7 @@
       <w:pPr>
         <w:pStyle w:val="2"/>
       </w:pPr>
-      <w:bookmarkStart w:id="25" w:name="_Toc29660"/>
+      <w:bookmarkStart w:id="25" w:name="_Toc19185"/>
       <w:r>
         <w:t>6.  Pengujian kinerja</w:t>
       </w:r>
@@ -8205,7 +8356,7 @@
       <w:pPr>
         <w:pStyle w:val="3"/>
       </w:pPr>
-      <w:bookmarkStart w:id="26" w:name="_Toc24255"/>
+      <w:bookmarkStart w:id="26" w:name="_Toc3785"/>
       <w:r>
         <w:t>6.1  Uji beban</w:t>
       </w:r>
@@ -8674,7 +8825,7 @@
       <w:pPr>
         <w:pStyle w:val="3"/>
       </w:pPr>
-      <w:bookmarkStart w:id="27" w:name="_Toc17730"/>
+      <w:bookmarkStart w:id="27" w:name="_Toc23061"/>
       <w:r>
         <w:t>6.2  Uji stress</w:t>
       </w:r>
@@ -8844,7 +8995,7 @@
       <w:pPr>
         <w:pStyle w:val="3"/>
       </w:pPr>
-      <w:bookmarkStart w:id="28" w:name="_Toc159"/>
+      <w:bookmarkStart w:id="28" w:name="_Toc17642"/>
       <w:r>
         <w:t>6.3  Kesimpulan kapasitas</w:t>
       </w:r>
@@ -8873,7 +9024,7 @@
       <w:pPr>
         <w:pStyle w:val="2"/>
       </w:pPr>
-      <w:bookmarkStart w:id="29" w:name="_Toc5258"/>
+      <w:bookmarkStart w:id="29" w:name="_Toc10929"/>
       <w:r>
         <w:t>7.  Operasi dan pemantauan</w:t>
       </w:r>
@@ -8883,7 +9034,7 @@
       <w:pPr>
         <w:pStyle w:val="3"/>
       </w:pPr>
-      <w:bookmarkStart w:id="30" w:name="_Toc3765"/>
+      <w:bookmarkStart w:id="30" w:name="_Toc8502"/>
       <w:r>
         <w:t>7.1  Aktivitas rutin</w:t>
       </w:r>
@@ -10029,7 +10180,7 @@
       <w:pPr>
         <w:pStyle w:val="3"/>
       </w:pPr>
-      <w:bookmarkStart w:id="31" w:name="_Toc9887"/>
+      <w:bookmarkStart w:id="31" w:name="_Toc13830"/>
       <w:r>
         <w:t>7.2  Pemantauan dan SLO</w:t>
       </w:r>
@@ -10193,6 +10344,12 @@
             <w:insideH w:val="single" w:color="auto" w:sz="4" w:space="0"/>
             <w:insideV w:val="single" w:color="auto" w:sz="4" w:space="0"/>
           </w:tblBorders>
+          <w:tblCellMar>
+            <w:top w:w="0" w:type="dxa"/>
+            <w:left w:w="108" w:type="dxa"/>
+            <w:bottom w:w="0" w:type="dxa"/>
+            <w:right w:w="108" w:type="dxa"/>
+          </w:tblCellMar>
         </w:tblPrEx>
         <w:trPr>
           <w:tblHeader/>
@@ -10641,7 +10798,7 @@
       <w:pPr>
         <w:pStyle w:val="2"/>
       </w:pPr>
-      <w:bookmarkStart w:id="32" w:name="_Toc4880"/>
+      <w:bookmarkStart w:id="32" w:name="_Toc32429"/>
       <w:r>
         <w:t>8.  Dukungan teknis dan simulasi insiden</w:t>
       </w:r>
@@ -10651,7 +10808,7 @@
       <w:pPr>
         <w:pStyle w:val="3"/>
       </w:pPr>
-      <w:bookmarkStart w:id="33" w:name="_Toc6882"/>
+      <w:bookmarkStart w:id="33" w:name="_Toc32487"/>
       <w:r>
         <w:t>8.1  Alur dukungan berjenjang</w:t>
       </w:r>
@@ -10680,7 +10837,7 @@
       <w:pPr>
         <w:pStyle w:val="3"/>
       </w:pPr>
-      <w:bookmarkStart w:id="34" w:name="_Toc7920"/>
+      <w:bookmarkStart w:id="34" w:name="_Toc24919"/>
       <w:r>
         <w:t>8.2  Simulasi insiden</w:t>
       </w:r>
@@ -11309,7 +11466,7 @@
       <w:pPr>
         <w:pStyle w:val="2"/>
       </w:pPr>
-      <w:bookmarkStart w:id="35" w:name="_Toc30570"/>
+      <w:bookmarkStart w:id="35" w:name="_Toc31644"/>
       <w:r>
         <w:t>9.  Biaya</w:t>
       </w:r>
@@ -11967,7 +12124,7 @@
       <w:pPr>
         <w:pStyle w:val="2"/>
       </w:pPr>
-      <w:bookmarkStart w:id="36" w:name="_Toc23167"/>
+      <w:bookmarkStart w:id="36" w:name="_Toc26428"/>
       <w:r>
         <w:t>10.  Masalah yang ditemui dan penyelesaiannya</w:t>
       </w:r>
@@ -12574,7 +12731,7 @@
       <w:pPr>
         <w:pStyle w:val="2"/>
       </w:pPr>
-      <w:bookmarkStart w:id="37" w:name="_Toc23652"/>
+      <w:bookmarkStart w:id="37" w:name="_Toc14211"/>
       <w:r>
         <w:t>11.  Penutup</w:t>
       </w:r>
@@ -12584,7 +12741,7 @@
       <w:pPr>
         <w:pStyle w:val="3"/>
       </w:pPr>
-      <w:bookmarkStart w:id="38" w:name="_Toc17212"/>
+      <w:bookmarkStart w:id="38" w:name="_Toc1515"/>
       <w:r>
         <w:t>11.1  Kesimpulan</w:t>
       </w:r>
@@ -12613,7 +12770,7 @@
       <w:pPr>
         <w:pStyle w:val="3"/>
       </w:pPr>
-      <w:bookmarkStart w:id="39" w:name="_Toc16203"/>
+      <w:bookmarkStart w:id="39" w:name="_Toc13036"/>
       <w:r>
         <w:t>11.2  Saran pengembangan</w:t>
       </w:r>
@@ -12733,7 +12890,7 @@
       <w:pPr>
         <w:pStyle w:val="2"/>
       </w:pPr>
-      <w:bookmarkStart w:id="40" w:name="_Toc5830"/>
+      <w:bookmarkStart w:id="40" w:name="_Toc8556"/>
       <w:r>
         <w:t>Lampiran</w:t>
       </w:r>
@@ -12743,7 +12900,7 @@
       <w:pPr>
         <w:pStyle w:val="3"/>
       </w:pPr>
-      <w:bookmarkStart w:id="41" w:name="_Toc21779"/>
+      <w:bookmarkStart w:id="41" w:name="_Toc31444"/>
       <w:r>
         <w:t>Daftar bukti</w:t>
       </w:r>
@@ -13437,7 +13594,7 @@
       <w:pPr>
         <w:pStyle w:val="3"/>
       </w:pPr>
-      <w:bookmarkStart w:id="42" w:name="_Toc5347"/>
+      <w:bookmarkStart w:id="42" w:name="_Toc12178"/>
       <w:r>
         <w:t>Tangkapan layar antarmuka web</w:t>
       </w:r>
@@ -14004,7 +14161,7 @@
     <w:lsdException w:uiPriority="99" w:name="footnote text"/>
     <w:lsdException w:uiPriority="99" w:name="annotation text"/>
     <w:lsdException w:qFormat="1" w:uiPriority="99" w:semiHidden="0" w:name="header"/>
-    <w:lsdException w:uiPriority="99" w:semiHidden="0" w:name="footer"/>
+    <w:lsdException w:qFormat="1" w:uiPriority="99" w:semiHidden="0" w:name="footer"/>
     <w:lsdException w:uiPriority="99" w:name="index heading"/>
     <w:lsdException w:qFormat="1" w:uiPriority="35" w:name="caption"/>
     <w:lsdException w:uiPriority="99" w:name="table of figures"/>
@@ -14038,7 +14195,7 @@
     <w:lsdException w:uiPriority="99" w:name="Closing"/>
     <w:lsdException w:uiPriority="99" w:name="Signature"/>
     <w:lsdException w:uiPriority="1" w:name="Default Paragraph Font"/>
-    <w:lsdException w:uiPriority="99" w:semiHidden="0" w:name="Body Text"/>
+    <w:lsdException w:qFormat="1" w:uiPriority="99" w:semiHidden="0" w:name="Body Text"/>
     <w:lsdException w:uiPriority="99" w:name="Body Text Indent"/>
     <w:lsdException w:uiPriority="99" w:semiHidden="0" w:name="List Continue"/>
     <w:lsdException w:uiPriority="99" w:semiHidden="0" w:name="List Continue 2"/>
@@ -14052,8 +14209,8 @@
     <w:lsdException w:uiPriority="99" w:name="Body Text First Indent"/>
     <w:lsdException w:uiPriority="99" w:name="Body Text First Indent 2"/>
     <w:lsdException w:uiPriority="99" w:name="Note Heading"/>
-    <w:lsdException w:uiPriority="99" w:semiHidden="0" w:name="Body Text 2"/>
-    <w:lsdException w:uiPriority="99" w:semiHidden="0" w:name="Body Text 3"/>
+    <w:lsdException w:qFormat="1" w:uiPriority="99" w:semiHidden="0" w:name="Body Text 2"/>
+    <w:lsdException w:qFormat="1" w:uiPriority="99" w:semiHidden="0" w:name="Body Text 3"/>
     <w:lsdException w:uiPriority="99" w:name="Body Text Indent 2"/>
     <w:lsdException w:uiPriority="99" w:name="Body Text Indent 3"/>
     <w:lsdException w:uiPriority="99" w:name="Block Text"/>
@@ -14075,7 +14232,7 @@
     <w:lsdException w:uiPriority="99" w:name="HTML Sample"/>
     <w:lsdException w:uiPriority="99" w:name="HTML Typewriter"/>
     <w:lsdException w:uiPriority="99" w:name="HTML Variable"/>
-    <w:lsdException w:uiPriority="99" w:name="Normal Table"/>
+    <w:lsdException w:qFormat="1" w:uiPriority="99" w:name="Normal Table"/>
     <w:lsdException w:uiPriority="99" w:name="annotation subject"/>
     <w:lsdException w:uiPriority="99" w:name="Table Simple 1"/>
     <w:lsdException w:uiPriority="99" w:name="Table Simple 2"/>
@@ -14139,7 +14296,7 @@
     <w:lsdException w:unhideWhenUsed="0" w:uiPriority="73" w:semiHidden="0" w:name="Colorful Grid"/>
     <w:lsdException w:unhideWhenUsed="0" w:uiPriority="60" w:semiHidden="0" w:name="Light Shading Accent 1"/>
     <w:lsdException w:unhideWhenUsed="0" w:uiPriority="61" w:semiHidden="0" w:name="Light List Accent 1"/>
-    <w:lsdException w:qFormat="1" w:unhideWhenUsed="0" w:uiPriority="62" w:semiHidden="0" w:name="Light Grid Accent 1"/>
+    <w:lsdException w:unhideWhenUsed="0" w:uiPriority="62" w:semiHidden="0" w:name="Light Grid Accent 1"/>
     <w:lsdException w:unhideWhenUsed="0" w:uiPriority="63" w:semiHidden="0" w:name="Medium Shading 1 Accent 1"/>
     <w:lsdException w:unhideWhenUsed="0" w:uiPriority="64" w:semiHidden="0" w:name="Medium Shading 2 Accent 1"/>
     <w:lsdException w:unhideWhenUsed="0" w:uiPriority="65" w:semiHidden="0" w:name="Medium List 1 Accent 1"/>
@@ -14191,7 +14348,7 @@
     <w:lsdException w:unhideWhenUsed="0" w:uiPriority="66" w:semiHidden="0" w:name="Medium List 2 Accent 4"/>
     <w:lsdException w:unhideWhenUsed="0" w:uiPriority="67" w:semiHidden="0" w:name="Medium Grid 1 Accent 4"/>
     <w:lsdException w:unhideWhenUsed="0" w:uiPriority="68" w:semiHidden="0" w:name="Medium Grid 2 Accent 4"/>
-    <w:lsdException w:qFormat="1" w:unhideWhenUsed="0" w:uiPriority="69" w:semiHidden="0" w:name="Medium Grid 3 Accent 4"/>
+    <w:lsdException w:unhideWhenUsed="0" w:uiPriority="69" w:semiHidden="0" w:name="Medium Grid 3 Accent 4"/>
     <w:lsdException w:unhideWhenUsed="0" w:uiPriority="70" w:semiHidden="0" w:name="Dark List Accent 4"/>
     <w:lsdException w:unhideWhenUsed="0" w:uiPriority="71" w:semiHidden="0" w:name="Colorful Shading Accent 4"/>
     <w:lsdException w:unhideWhenUsed="0" w:uiPriority="72" w:semiHidden="0" w:name="Colorful List Accent 4"/>
@@ -14220,7 +14377,7 @@
     <w:lsdException w:unhideWhenUsed="0" w:uiPriority="67" w:semiHidden="0" w:name="Medium Grid 1 Accent 6"/>
     <w:lsdException w:unhideWhenUsed="0" w:uiPriority="68" w:semiHidden="0" w:name="Medium Grid 2 Accent 6"/>
     <w:lsdException w:unhideWhenUsed="0" w:uiPriority="69" w:semiHidden="0" w:name="Medium Grid 3 Accent 6"/>
-    <w:lsdException w:qFormat="1" w:unhideWhenUsed="0" w:uiPriority="70" w:semiHidden="0" w:name="Dark List Accent 6"/>
+    <w:lsdException w:unhideWhenUsed="0" w:uiPriority="70" w:semiHidden="0" w:name="Dark List Accent 6"/>
     <w:lsdException w:unhideWhenUsed="0" w:uiPriority="71" w:semiHidden="0" w:name="Colorful Shading Accent 6"/>
     <w:lsdException w:unhideWhenUsed="0" w:uiPriority="72" w:semiHidden="0" w:name="Colorful List Accent 6"/>
     <w:lsdException w:unhideWhenUsed="0" w:uiPriority="73" w:semiHidden="0" w:name="Colorful Grid Accent 6"/>
@@ -14476,6 +14633,7 @@
     <w:name w:val="Normal Table"/>
     <w:semiHidden/>
     <w:unhideWhenUsed/>
+    <w:qFormat/>
     <w:uiPriority w:val="99"/>
     <w:tblPr>
       <w:tblCellMar>
@@ -14491,6 +14649,7 @@
     <w:basedOn w:val="1"/>
     <w:link w:val="146"/>
     <w:unhideWhenUsed/>
+    <w:qFormat/>
     <w:uiPriority w:val="99"/>
     <w:pPr>
       <w:spacing w:after="120"/>
@@ -14501,6 +14660,7 @@
     <w:basedOn w:val="1"/>
     <w:link w:val="147"/>
     <w:unhideWhenUsed/>
+    <w:qFormat/>
     <w:uiPriority w:val="99"/>
     <w:pPr>
       <w:spacing w:after="120" w:line="480" w:lineRule="auto"/>
@@ -14511,6 +14671,7 @@
     <w:basedOn w:val="1"/>
     <w:link w:val="148"/>
     <w:unhideWhenUsed/>
+    <w:qFormat/>
     <w:uiPriority w:val="99"/>
     <w:pPr>
       <w:spacing w:after="120"/>
@@ -14559,6 +14720,7 @@
     <w:basedOn w:val="1"/>
     <w:link w:val="138"/>
     <w:unhideWhenUsed/>
+    <w:qFormat/>
     <w:uiPriority w:val="99"/>
     <w:pPr>
       <w:tabs>
@@ -16327,7 +16489,6 @@
   <w:style w:type="table" w:styleId="54">
     <w:name w:val="Light Grid Accent 1"/>
     <w:basedOn w:val="12"/>
-    <w:qFormat/>
     <w:uiPriority w:val="62"/>
     <w:pPr>
       <w:spacing w:after="0" w:line="240" w:lineRule="auto"/>
@@ -22654,7 +22815,6 @@
   <w:style w:type="table" w:styleId="106">
     <w:name w:val="Medium Grid 3 Accent 4"/>
     <w:basedOn w:val="12"/>
-    <w:qFormat/>
     <w:uiPriority w:val="69"/>
     <w:pPr>
       <w:spacing w:after="0" w:line="240" w:lineRule="auto"/>
@@ -23816,7 +23976,6 @@
   <w:style w:type="table" w:styleId="115">
     <w:name w:val="Dark List Accent 6"/>
     <w:basedOn w:val="12"/>
-    <w:qFormat/>
     <w:uiPriority w:val="70"/>
     <w:pPr>
       <w:spacing w:after="0" w:line="240" w:lineRule="auto"/>
@@ -26272,6 +26431,7 @@
     <w:name w:val="Footer Char"/>
     <w:basedOn w:val="11"/>
     <w:link w:val="18"/>
+    <w:qFormat/>
     <w:uiPriority w:val="99"/>
   </w:style>
   <w:style w:type="paragraph" w:styleId="139">
@@ -26292,6 +26452,7 @@
     <w:name w:val="Heading 1 Char"/>
     <w:basedOn w:val="11"/>
     <w:link w:val="2"/>
+    <w:qFormat/>
     <w:uiPriority w:val="9"/>
     <w:rPr>
       <w:rFonts w:asciiTheme="majorHAnsi" w:hAnsiTheme="majorHAnsi" w:eastAsiaTheme="majorEastAsia" w:cstheme="majorBidi"/>
@@ -26306,6 +26467,7 @@
     <w:name w:val="Heading 2 Char"/>
     <w:basedOn w:val="11"/>
     <w:link w:val="3"/>
+    <w:qFormat/>
     <w:uiPriority w:val="9"/>
     <w:rPr>
       <w:rFonts w:asciiTheme="majorHAnsi" w:hAnsiTheme="majorHAnsi" w:eastAsiaTheme="majorEastAsia" w:cstheme="majorBidi"/>
@@ -26325,6 +26487,7 @@
     <w:name w:val="Heading 3 Char"/>
     <w:basedOn w:val="11"/>
     <w:link w:val="4"/>
+    <w:qFormat/>
     <w:uiPriority w:val="9"/>
     <w:rPr>
       <w:rFonts w:asciiTheme="majorHAnsi" w:hAnsiTheme="majorHAnsi" w:eastAsiaTheme="majorEastAsia" w:cstheme="majorBidi"/>
@@ -26342,6 +26505,7 @@
     <w:name w:val="Title Char"/>
     <w:basedOn w:val="11"/>
     <w:link w:val="36"/>
+    <w:qFormat/>
     <w:uiPriority w:val="10"/>
     <w:rPr>
       <w:rFonts w:asciiTheme="majorHAnsi" w:hAnsiTheme="majorHAnsi" w:eastAsiaTheme="majorEastAsia" w:cstheme="majorBidi"/>
@@ -26356,6 +26520,7 @@
     <w:name w:val="Subtitle Char"/>
     <w:basedOn w:val="11"/>
     <w:link w:val="34"/>
+    <w:qFormat/>
     <w:uiPriority w:val="11"/>
     <w:rPr>
       <w:rFonts w:asciiTheme="majorHAnsi" w:hAnsiTheme="majorHAnsi" w:eastAsiaTheme="majorEastAsia" w:cstheme="majorBidi"/>
@@ -26386,18 +26551,21 @@
     <w:name w:val="Body Text Char"/>
     <w:basedOn w:val="11"/>
     <w:link w:val="13"/>
+    <w:qFormat/>
     <w:uiPriority w:val="99"/>
   </w:style>
   <w:style w:type="character" w:customStyle="1" w:styleId="147">
     <w:name w:val="Body Text 2 Char"/>
     <w:basedOn w:val="11"/>
     <w:link w:val="14"/>
+    <w:qFormat/>
     <w:uiPriority w:val="99"/>
   </w:style>
   <w:style w:type="character" w:customStyle="1" w:styleId="148">
     <w:name w:val="Body Text 3 Char"/>
     <w:basedOn w:val="11"/>
     <w:link w:val="15"/>
+    <w:qFormat/>
     <w:uiPriority w:val="99"/>
     <w:rPr>
       <w:sz w:val="16"/>
